--- a/cf/jm/u/files/u064.docx
+++ b/cf/jm/u/files/u064.docx
@@ -20,7 +20,7 @@
     </w:p>
     <w:p>
       <w:r>
-        <w:t>請針對每個題目，把答案填在「回答：」後面（越具體越好）；填好後請放回您的部門資料夾即可，不需回信。</w:t>
+        <w:t>這份問卷是想更了解您的實際作業，好把您的 AI 助理做得更貼近需求。第一部分請把答案填在「回答：」後面（越具體越好）；第二部分只是先讓您了解，之後用的時候再一起調整，不用現在填。填好後放回您的部門資料夾即可，不需回信。</w:t>
       </w:r>
     </w:p>
     <w:p>
@@ -32,8 +32,16 @@
       </w:r>
     </w:p>
     <w:p>
+      <w:pPr>
+        <w:pStyle w:val="Heading2"/>
+      </w:pPr>
       <w:r>
-        <w:t>1. 出貨單核對是以業務出貨通知為基準，比對料號、數量、客戶三項嗎？還有其他欄位嗎？</w:t>
+        <w:t>一、請您提供或確認的事情</w:t>
+      </w:r>
+    </w:p>
+    <w:p>
+      <w:r>
+        <w:t>1. 你要 AI 幫忙的是每天核對出貨單，把業務給的出貨通知跟成品明細對一遍，對嗎？</w:t>
       </w:r>
     </w:p>
     <w:p>
@@ -43,7 +51,7 @@
     </w:p>
     <w:p>
       <w:r>
-        <w:t>2. 五聯式出貨單的欄位有哪些？哪些欄位 AI 可先填、哪些必須由人取得（如正式單號）？</w:t>
+        <w:t>2. 出貨通知從哪來？（例如 R 槽那份「訂單來了.xlsx」）AI 拿到就能比對</w:t>
       </w:r>
     </w:p>
     <w:p>
@@ -53,7 +61,7 @@
     </w:p>
     <w:p>
       <w:r>
-        <w:t>3. 單號與日期的規則為何？確認 AI 不得捏造、留白標「待補」？</w:t>
+        <w:t>3. 你希望 AI 產出什麼？（核對表：料號、數量、客戶對不對，加上五聯式出貨單的內容草稿）</w:t>
       </w:r>
     </w:p>
     <w:p>
@@ -63,7 +71,7 @@
     </w:p>
     <w:p>
       <w:r>
-        <w:t>4. 客戶代碼有沒有對照表？客戶不符是硬性錯誤還是需人工判定？</w:t>
+        <w:t>4. 五聯式出貨單有哪些欄位、客戶代碼怎麼對？單號是不是一定要人去系統取、AI 不能亂編？</w:t>
       </w:r>
     </w:p>
     <w:p>
@@ -73,7 +81,7 @@
     </w:p>
     <w:p>
       <w:r>
-        <w:t>5. 出貨通知檔（訂單來了.xlsx）欄位是否固定？會不會多分頁？</w:t>
+        <w:t>5. AI 幫你把內容草稿擬好，最後填正式單、送客戶還是你來，這樣分工可以嗎？</w:t>
       </w:r>
     </w:p>
     <w:p>
@@ -83,12 +91,45 @@
     </w:p>
     <w:p>
       <w:r>
-        <w:t>6. 成品清單/出貨明細從哪裡取得，能否與出貨通知同時提供？</w:t>
+        <w:t>6. 比對要挑出哪些狀況？（料號不符、數量差、客戶不對）先講清楚 AI 才知道要抓什麼</w:t>
       </w:r>
     </w:p>
     <w:p>
       <w:r>
         <w:t>回答：</w:t>
+      </w:r>
+    </w:p>
+    <w:p>
+      <w:pPr>
+        <w:pStyle w:val="Heading2"/>
+      </w:pPr>
+      <w:r>
+        <w:t>二、要用了之後、跟 AI 一起調整的事情（先了解即可，不用現在填）</w:t>
+      </w:r>
+    </w:p>
+    <w:p>
+      <w:r>
+        <w:t>• 前幾天用 AI 的核對結果時自己再核一遍，抓錯就當場糾正，它會學</w:t>
+      </w:r>
+    </w:p>
+    <w:p>
+      <w:r>
+        <w:t>• 單號、日期它一律標「待補」是刻意不亂編，你從系統取正確值填上就好</w:t>
+      </w:r>
+    </w:p>
+    <w:p>
+      <w:r>
+        <w:t>• 出貨單草稿的欄位若跟正式單不合，把正式單格式給它，它會照著擬</w:t>
+      </w:r>
+    </w:p>
+    <w:p>
+      <w:r>
+        <w:t>• 客戶代碼、常出貨客戶整理給它，比對客戶欄會更準</w:t>
+      </w:r>
+    </w:p>
+    <w:p>
+      <w:r>
+        <w:t>• 正式單一定由你填、由你送，AI 出的只是省你打字的草稿</w:t>
       </w:r>
     </w:p>
     <w:p/>
@@ -101,8 +142,16 @@
       </w:r>
     </w:p>
     <w:p>
+      <w:pPr>
+        <w:pStyle w:val="Heading2"/>
+      </w:pPr>
       <w:r>
-        <w:t>1. 各客戶（ASML、AMAT、TSMC 等）的嘜頭格式與必填欄位差異為何？有沒有現成範本？</w:t>
+        <w:t>一、請您提供或確認的事情</w:t>
+      </w:r>
+    </w:p>
+    <w:p>
+      <w:r>
+        <w:t>1. 你要 AI 幫忙的是把業務的出貨通知，整理成一張 A4 出貨嘜頭的內容，對嗎？</w:t>
       </w:r>
     </w:p>
     <w:p>
@@ -112,7 +161,7 @@
     </w:p>
     <w:p>
       <w:r>
-        <w:t>2. 嘜頭要中文、英文還是中英並列？依客戶別切換嗎？</w:t>
+        <w:t>2. 嘜頭上要放哪些資料？（客戶、收貨地址、品名、料號、件數、毛淨重、箱號、Made in Taiwan…）</w:t>
       </w:r>
     </w:p>
     <w:p>
@@ -122,7 +171,7 @@
     </w:p>
     <w:p>
       <w:r>
-        <w:t>3. 毛淨重、件數、箱號常常在出貨通知裡沒有，這些要一律標「待補」還是有其他來源可查？</w:t>
+        <w:t>3. 不同客戶的嘜頭格式一樣嗎？如果不同，先給 AI 幾個客戶的範例，它會慢慢學</w:t>
       </w:r>
     </w:p>
     <w:p>
@@ -132,7 +181,7 @@
     </w:p>
     <w:p>
       <w:r>
-        <w:t>4. 收貨地址是否以客戶官方收貨點為準？通知地址與官方不符時如何處理？</w:t>
+        <w:t>4. 件數、毛淨重、箱號這些若通知上沒寫，你要 AI 標「待補」提醒你，而不是自己亂算，對吧？</w:t>
       </w:r>
     </w:p>
     <w:p>
@@ -142,7 +191,7 @@
     </w:p>
     <w:p>
       <w:r>
-        <w:t>5. A4 嘜頭是要 AI 產出文字內容供人排版，還是需要直接套版產出可列印檔？</w:t>
+        <w:t>5. 這題定位是「AI 出初稿、你做最後確認」，因為每家客戶格式不太一樣，這樣的分工你接受嗎？</w:t>
       </w:r>
     </w:p>
     <w:p>
@@ -152,12 +201,45 @@
     </w:p>
     <w:p>
       <w:r>
-        <w:t>6. 哪些客戶格式屬於「需人工判定」的特殊情況？</w:t>
+        <w:t>6. 有沒有中英文的規則（哪些客戶要英文）？先講清楚 AI 才不會用錯語言</w:t>
       </w:r>
     </w:p>
     <w:p>
       <w:r>
         <w:t>回答：</w:t>
+      </w:r>
+    </w:p>
+    <w:p>
+      <w:pPr>
+        <w:pStyle w:val="Heading2"/>
+      </w:pPr>
+      <w:r>
+        <w:t>二、要用了之後、跟 AI 一起調整的事情（先了解即可，不用現在填）</w:t>
+      </w:r>
+    </w:p>
+    <w:p>
+      <w:r>
+        <w:t>• 剛開始每張嘜頭初稿都自己確認過再用，改的地方讓 AI 看到，它會愈來愈懂你們的格式</w:t>
+      </w:r>
+    </w:p>
+    <w:p>
+      <w:r>
+        <w:t>• 遇到新客戶或特殊格式它會標「需人工判定」，那就是請你出手的地方，判完把範例留給它學</w:t>
+      </w:r>
+    </w:p>
+    <w:p>
+      <w:r>
+        <w:t>• 件數、重量它標「待補」是不亂算，你填上正確數字就好</w:t>
+      </w:r>
+    </w:p>
+    <w:p>
+      <w:r>
+        <w:t>• 把各客戶的嘜頭範例陸續餵給它，能自動處理的客戶會愈來愈多</w:t>
+      </w:r>
+    </w:p>
+    <w:p>
+      <w:r>
+        <w:t>• 中英文用錯就當場糾正並補上規則，之後它會選對語言</w:t>
       </w:r>
     </w:p>
     <w:p/>
